--- a/aamganak/STUDENT_PROFILE.docx
+++ b/aamganak/STUDENT_PROFILE.docx
@@ -354,7 +354,7 @@
               <w:pStyle w:val="BodyText"/>
             </w:pPr>
             <w:r>
-              <w:t xml:space="preserve">Section 5.7, page TBC</w:t>
+              <w:t xml:space="preserve">Section 5.8, page TBC</w:t>
             </w:r>
           </w:p>
         </w:tc>
@@ -397,7 +397,7 @@
               <w:pStyle w:val="BodyText"/>
             </w:pPr>
             <w:r>
-              <w:t xml:space="preserve">Section 5.7 returns to all five against the results and says plainly which</w:t>
+              <w:t xml:space="preserve">Section 5.8 returns to all five against the results and says plainly which</w:t>
             </w:r>
             <w:r>
               <w:t xml:space="preserve"> </w:t>
@@ -1321,6 +1321,14 @@
               <w:t xml:space="preserve">Section 4, page TBC</w:t>
             </w:r>
           </w:p>
+          <w:p>
+            <w:pPr>
+              <w:pStyle w:val="BodyText"/>
+            </w:pPr>
+            <w:r>
+              <w:t xml:space="preserve">Section 5.6, page TBC</w:t>
+            </w:r>
+          </w:p>
         </w:tc>
         <w:tc>
           <w:tcPr/>
@@ -1382,6 +1390,38 @@
             </w:r>
             <w:r>
               <w:t xml:space="preserve">every result, and correcting it changed what the project was about.</w:t>
+            </w:r>
+          </w:p>
+          <w:p>
+            <w:pPr>
+              <w:pStyle w:val="BodyText"/>
+            </w:pPr>
+            <w:r>
+              <w:t xml:space="preserve">A third: testing the conclusion against a deliberately worse detector,</w:t>
+            </w:r>
+            <w:r>
+              <w:t xml:space="preserve"> </w:t>
+            </w:r>
+            <w:r>
+              <w:t xml:space="preserve">rather than only the one the calibration chose, is what found the setting</w:t>
+            </w:r>
+            <w:r>
+              <w:t xml:space="preserve"> </w:t>
+            </w:r>
+            <w:r>
+              <w:t xml:space="preserve">where my own method loses to the multiplier it is meant to beat. That</w:t>
+            </w:r>
+            <w:r>
+              <w:t xml:space="preserve"> </w:t>
+            </w:r>
+            <w:r>
+              <w:t xml:space="preserve">boundary would not be in the report if I had only tested where I expected</w:t>
+            </w:r>
+            <w:r>
+              <w:t xml:space="preserve"> </w:t>
+            </w:r>
+            <w:r>
+              <w:t xml:space="preserve">to win.</w:t>
             </w:r>
           </w:p>
         </w:tc>
@@ -2020,7 +2060,39 @@
               <w:t xml:space="preserve"> </w:t>
             </w:r>
             <w:r>
-              <w:t xml:space="preserve">ten entries, including two still open, is in the repository.</w:t>
+              <w:t xml:space="preserve">twelve entries, including three still open, is in the repository.</w:t>
+            </w:r>
+          </w:p>
+          <w:p>
+            <w:pPr>
+              <w:pStyle w:val="BodyText"/>
+            </w:pPr>
+            <w:r>
+              <w:t xml:space="preserve">A fifth is a diagnosis I got wrong. I attributed unstable prediction</w:t>
+            </w:r>
+            <w:r>
+              <w:t xml:space="preserve"> </w:t>
+            </w:r>
+            <w:r>
+              <w:t xml:space="preserve">intervals to too few calibration trees and said the fix was more of them.</w:t>
+            </w:r>
+            <w:r>
+              <w:t xml:space="preserve"> </w:t>
+            </w:r>
+            <w:r>
+              <w:t xml:space="preserve">Tripling the set barely moved the fitted correction, which showed the</w:t>
+            </w:r>
+            <w:r>
+              <w:t xml:space="preserve"> </w:t>
+            </w:r>
+            <w:r>
+              <w:t xml:space="preserve">cause was the shape of the correction rather than its precision. The</w:t>
+            </w:r>
+            <w:r>
+              <w:t xml:space="preserve"> </w:t>
+            </w:r>
+            <w:r>
+              <w:t xml:space="preserve">refuted explanation is left in the log with the test that refuted it.</w:t>
             </w:r>
           </w:p>
         </w:tc>

--- a/aamganak/STUDENT_PROFILE.docx
+++ b/aamganak/STUDENT_PROFILE.docx
@@ -535,7 +535,7 @@
               <w:pStyle w:val="Compact"/>
             </w:pPr>
             <w:r>
-              <w:t xml:space="preserve">A dated timeline of ten stages, reconstructed from the commit history (Jun–Sep 2026), with three future stages marked as planned. The main deviation was a premise correction: the corrected simulator contradicted the original framing, and the aim narrowed rather than the simulator being adjusted. Stages 4 to 7 compressed into two days as a direct result of the two earlier attempts.</w:t>
+              <w:t xml:space="preserve">A dated timeline of ten stages, reconstructed from the commit history (Jun–Sep 2026), with three future stages marked as planned. One question has run through all three attempts; each attempt changed the instrument rather than the question, and each abandonment was forced by a stated measurement failure, not a shift of interest. The main deviation was a premise correction: the corrected simulator contradicted the original framing, and the aim narrowed rather than the simulator being adjusted. Stages 4 to 7 compressed into two days as a direct result of the two earlier attempts.</w:t>
             </w:r>
           </w:p>
         </w:tc>

--- a/aamganak/STUDENT_PROFILE.docx
+++ b/aamganak/STUDENT_PROFILE.docx
@@ -91,62 +91,6 @@
               <w:pStyle w:val="Compact"/>
             </w:pPr>
             <w:r>
-              <w:t xml:space="preserve">Age at submission</w:t>
-            </w:r>
-          </w:p>
-        </w:tc>
-        <w:tc>
-          <w:tcPr/>
-          <w:p>
-            <w:pPr>
-              <w:pStyle w:val="Compact"/>
-            </w:pPr>
-            <w:r>
-              <w:rPr>
-                <w:i/>
-                <w:iCs/>
-              </w:rPr>
-              <w:t xml:space="preserve">(fill from the official form)</w:t>
-            </w:r>
-          </w:p>
-        </w:tc>
-      </w:tr>
-      <w:tr>
-        <w:tc>
-          <w:tcPr/>
-          <w:p>
-            <w:pPr>
-              <w:pStyle w:val="Compact"/>
-            </w:pPr>
-            <w:r>
-              <w:t xml:space="preserve">Time spent on the project</w:t>
-            </w:r>
-          </w:p>
-        </w:tc>
-        <w:tc>
-          <w:tcPr/>
-          <w:p>
-            <w:pPr>
-              <w:pStyle w:val="Compact"/>
-            </w:pPr>
-            <w:r>
-              <w:rPr>
-                <w:i/>
-                <w:iCs/>
-              </w:rPr>
-              <w:t xml:space="preserve">(fill from your log; the three attempts span 8 June – 5 September 2026 per the report’s timeline)</w:t>
-            </w:r>
-          </w:p>
-        </w:tc>
-      </w:tr>
-      <w:tr>
-        <w:tc>
-          <w:tcPr/>
-          <w:p>
-            <w:pPr>
-              <w:pStyle w:val="Compact"/>
-            </w:pPr>
-            <w:r>
               <w:t xml:space="preserve">CREST Award level</w:t>
             </w:r>
           </w:p>
@@ -210,7 +154,7 @@
               <w:pStyle w:val="Compact"/>
             </w:pPr>
             <w:r>
-              <w:t xml:space="preserve">None — independent project (see the note at the end)</w:t>
+              <w:t xml:space="preserve">None. Independent project, see the note at the end.</w:t>
             </w:r>
           </w:p>
         </w:tc>
@@ -241,7 +185,7 @@
           <w:i/>
           <w:iCs/>
         </w:rPr>
-        <w:t xml:space="preserve">Notes to the assessor are optional and deliberately brief — the evidence is in the report section named.</w:t>
+        <w:t xml:space="preserve">Notes to the assessor are optional and deliberately brief, since the evidence is in the report section named.</w:t>
       </w:r>
     </w:p>
     <w:bookmarkStart w:id="9" w:name="planning-your-project"/>

--- a/aamganak/STUDENT_PROFILE.docx
+++ b/aamganak/STUDENT_PROFILE.docx
@@ -9,6 +9,48 @@
       </w:pPr>
       <w:r>
         <w:t xml:space="preserve">CREST Gold Award — Student Profile Form</w:t>
+      </w:r>
+    </w:p>
+    <w:p>
+      <w:pPr>
+        <w:pStyle w:val="BlockText"/>
+      </w:pPr>
+      <w:r>
+        <w:rPr>
+          <w:b/>
+          <w:bCs/>
+        </w:rPr>
+        <w:t xml:space="preserve">Page numbers.</w:t>
+      </w:r>
+      <w:r>
+        <w:t xml:space="preserve"> </w:t>
+      </w:r>
+      <w:r>
+        <w:t xml:space="preserve">Verified against</w:t>
+      </w:r>
+      <w:r>
+        <w:t xml:space="preserve"> </w:t>
+      </w:r>
+      <w:r>
+        <w:rPr>
+          <w:rStyle w:val="VerbatimChar"/>
+        </w:rPr>
+        <w:t xml:space="preserve">Crest Report.pdf</w:t>
+      </w:r>
+      <w:r>
+        <w:t xml:space="preserve">, the 24-page export of 13 September</w:t>
+      </w:r>
+      <w:r>
+        <w:t xml:space="preserve"> </w:t>
+      </w:r>
+      <w:r>
+        <w:t xml:space="preserve">2026. Every reference below was checked against that file. Re-check them after any</w:t>
+      </w:r>
+      <w:r>
+        <w:t xml:space="preserve"> </w:t>
+      </w:r>
+      <w:r>
+        <w:t xml:space="preserve">re-export, because pagination moves whenever the report does.</w:t>
       </w:r>
     </w:p>
     <w:p>
@@ -276,7 +318,7 @@
               <w:pStyle w:val="Compact"/>
             </w:pPr>
             <w:r>
-              <w:t xml:space="preserve">§1.1–1.2, p. 2 (+ scorecard in §5.8, p. 9)</w:t>
+              <w:t xml:space="preserve">§1.1–1.2, p. 2 (+ scorecard in §5.8, p. 17)</w:t>
             </w:r>
           </w:p>
         </w:tc>
@@ -333,7 +375,7 @@
               <w:pStyle w:val="Compact"/>
             </w:pPr>
             <w:r>
-              <w:t xml:space="preserve">§1 opening, p. 1; §6.1, p. 8</w:t>
+              <w:t xml:space="preserve">§1 opening, p. 2; §6.1, pp. 17–18</w:t>
             </w:r>
           </w:p>
         </w:tc>
@@ -378,7 +420,7 @@
               <w:pStyle w:val="Compact"/>
             </w:pPr>
             <w:r>
-              <w:t xml:space="preserve">§3.1, p. 4</w:t>
+              <w:t xml:space="preserve">§3.1, pp. 6–7</w:t>
             </w:r>
           </w:p>
         </w:tc>
@@ -423,7 +465,7 @@
               <w:pStyle w:val="Compact"/>
             </w:pPr>
             <w:r>
-              <w:t xml:space="preserve">§3, pp. 4–5; Appendix B, p. 12</w:t>
+              <w:t xml:space="preserve">§3, pp. 6–9; Appendix B, p. 23</w:t>
             </w:r>
           </w:p>
         </w:tc>
@@ -468,7 +510,7 @@
               <w:pStyle w:val="Compact"/>
             </w:pPr>
             <w:r>
-              <w:t xml:space="preserve">§1.3, p. 3</w:t>
+              <w:t xml:space="preserve">§1.3, pp. 3–4</w:t>
             </w:r>
           </w:p>
         </w:tc>
@@ -574,7 +616,7 @@
               <w:pStyle w:val="Compact"/>
             </w:pPr>
             <w:r>
-              <w:t xml:space="preserve">§1.3, p. 3; Appendix B, p. 12</w:t>
+              <w:t xml:space="preserve">§1.3, pp. 3–4; Appendix B, p. 23</w:t>
             </w:r>
           </w:p>
         </w:tc>
@@ -631,7 +673,7 @@
               <w:pStyle w:val="Compact"/>
             </w:pPr>
             <w:r>
-              <w:t xml:space="preserve">§2, p. 3; References, pp. 10–11</w:t>
+              <w:t xml:space="preserve">§2, pp. 5–6; References, pp. 21–22</w:t>
             </w:r>
           </w:p>
         </w:tc>
@@ -737,7 +779,7 @@
               <w:pStyle w:val="Compact"/>
             </w:pPr>
             <w:r>
-              <w:t xml:space="preserve">§6.1, p. 8; §6.3, p. 9; §6.5, p. 9</w:t>
+              <w:t xml:space="preserve">§6.1, pp. 17–18; §6.3, p. 18; §6.5, p. 19</w:t>
             </w:r>
           </w:p>
         </w:tc>
@@ -782,7 +824,7 @@
               <w:pStyle w:val="Compact"/>
             </w:pPr>
             <w:r>
-              <w:t xml:space="preserve">§6.2, p. 9; §4, pp. 6–7; §5.6, p. 8</w:t>
+              <w:t xml:space="preserve">§6.2, p. 18; §4, pp. 9–11; §5.6, pp. 15–16</w:t>
             </w:r>
           </w:p>
         </w:tc>
@@ -827,7 +869,7 @@
               <w:pStyle w:val="Compact"/>
             </w:pPr>
             <w:r>
-              <w:t xml:space="preserve">§8, p. 10</w:t>
+              <w:t xml:space="preserve">§8, p. 20</w:t>
             </w:r>
           </w:p>
         </w:tc>
@@ -933,7 +975,7 @@
               <w:pStyle w:val="Compact"/>
             </w:pPr>
             <w:r>
-              <w:t xml:space="preserve">§3.2–3.3, pp. 4–5; Appendix C, pp. 13–14</w:t>
+              <w:t xml:space="preserve">§3.2–3.3, pp. 7–8; Appendix C, pp. 23–24</w:t>
             </w:r>
           </w:p>
         </w:tc>
@@ -978,7 +1020,7 @@
               <w:pStyle w:val="Compact"/>
             </w:pPr>
             <w:r>
-              <w:t xml:space="preserve">§7, pp. 9–10</w:t>
+              <w:t xml:space="preserve">§7, pp. 19–20</w:t>
             </w:r>
           </w:p>
         </w:tc>
@@ -1023,7 +1065,7 @@
               <w:pStyle w:val="Compact"/>
             </w:pPr>
             <w:r>
-              <w:t xml:space="preserve">§6.4, p. 9</w:t>
+              <w:t xml:space="preserve">§6.4, pp. 18–19</w:t>
             </w:r>
           </w:p>
         </w:tc>
@@ -1068,7 +1110,7 @@
               <w:pStyle w:val="Compact"/>
             </w:pPr>
             <w:r>
-              <w:t xml:space="preserve">§4.1, p. 6; §4.2, p. 7; §4.3, p. 7; full log in FIX_LOG.md</w:t>
+              <w:t xml:space="preserve">§4.1, pp. 9–10; §4.2, p. 10; §4.3, pp. 10–11; full log in FIX_LOG.md</w:t>
             </w:r>
           </w:p>
         </w:tc>
@@ -1113,7 +1155,7 @@
               <w:pStyle w:val="Compact"/>
             </w:pPr>
             <w:r>
-              <w:t xml:space="preserve">Whole report; Appendix A, p. 11</w:t>
+              <w:t xml:space="preserve">Whole report; Appendix A, pp. 22–23</w:t>
             </w:r>
           </w:p>
         </w:tc>

--- a/aamganak/STUDENT_PROFILE.docx
+++ b/aamganak/STUDENT_PROFILE.docx
@@ -521,7 +521,7 @@
               <w:pStyle w:val="Compact"/>
             </w:pPr>
             <w:r>
-              <w:t xml:space="preserve">A dated timeline of ten stages, reconstructed from the commit history (Jun–Sep 2026), with three future stages marked as planned. One question has run through all three attempts; each attempt changed the instrument rather than the question, and each abandonment was forced by a stated measurement failure, not a shift of interest. The main deviation was a premise correction: the corrected simulator contradicted the original framing, and the aim narrowed rather than the simulator being adjusted. Stages 4 to 7 compressed into two days as a direct result of the two earlier attempts.</w:t>
+              <w:t xml:space="preserve">Twelve stages, each ending in something checkable, with what each one depended on. The order was fixed before I started and the reason is given: the evaluation had to exist before the estimator did, so that no decision about scoring could be made by someone who already knew which answer he wanted. Two departures are stated rather than smoothed over. One stage ran later than it should have, the check of my simulated trees against a real harvested orchard, and running it late cost a regenerated set of numbers; putting it immediately after the simulator would have caught the fault in an afternoon, and that is the change I would make. The plan itself changed once, on evidence: the corrected simulator contradicted my starting premise, and I narrowed the aim to the question the measurement supported rather than adjusting the simulator until the premise survived. The three scheduled stages are timed to the fruiting season and the protocol for them is written.</w:t>
             </w:r>
           </w:p>
         </w:tc>

--- a/aamganak/STUDENT_PROFILE.docx
+++ b/aamganak/STUDENT_PROFILE.docx
@@ -38,13 +38,13 @@
         <w:t xml:space="preserve">Crest Report.pdf</w:t>
       </w:r>
       <w:r>
-        <w:t xml:space="preserve">, the 24-page export of 13 September</w:t>
+        <w:t xml:space="preserve">, the 24-page export made after the final</w:t>
       </w:r>
       <w:r>
         <w:t xml:space="preserve"> </w:t>
       </w:r>
       <w:r>
-        <w:t xml:space="preserve">2026. Every reference below was checked against that file. Re-check them after any</w:t>
+        <w:t xml:space="preserve">edit to the report. Every reference below was checked against that file. Re-check them after any</w:t>
       </w:r>
       <w:r>
         <w:t xml:space="preserve"> </w:t>
@@ -420,7 +420,7 @@
               <w:pStyle w:val="Compact"/>
             </w:pPr>
             <w:r>
-              <w:t xml:space="preserve">§3.1, pp. 6–7</w:t>
+              <w:t xml:space="preserve">§3.1, p. 6</w:t>
             </w:r>
           </w:p>
         </w:tc>
@@ -465,7 +465,7 @@
               <w:pStyle w:val="Compact"/>
             </w:pPr>
             <w:r>
-              <w:t xml:space="preserve">§3, pp. 6–9; Appendix B, p. 23</w:t>
+              <w:t xml:space="preserve">§3, pp. 6–8; Appendix B, p. 23</w:t>
             </w:r>
           </w:p>
         </w:tc>
@@ -824,7 +824,7 @@
               <w:pStyle w:val="Compact"/>
             </w:pPr>
             <w:r>
-              <w:t xml:space="preserve">§6.2, p. 18; §4, pp. 9–11; §5.6, pp. 15–16</w:t>
+              <w:t xml:space="preserve">§6.2, p. 18; §4, pp. 9–10; §5.6, pp. 15–16</w:t>
             </w:r>
           </w:p>
         </w:tc>
@@ -975,7 +975,7 @@
               <w:pStyle w:val="Compact"/>
             </w:pPr>
             <w:r>
-              <w:t xml:space="preserve">§3.2–3.3, pp. 7–8; Appendix C, pp. 23–24</w:t>
+              <w:t xml:space="preserve">§3.2–3.3, pp. 6–7; Appendix C, pp. 23–24</w:t>
             </w:r>
           </w:p>
         </w:tc>
@@ -1110,7 +1110,7 @@
               <w:pStyle w:val="Compact"/>
             </w:pPr>
             <w:r>
-              <w:t xml:space="preserve">§4.1, pp. 9–10; §4.2, p. 10; §4.3, pp. 10–11; full log in FIX_LOG.md</w:t>
+              <w:t xml:space="preserve">§4.1–4.3, pp. 9–10; full log in FIX_LOG.md</w:t>
             </w:r>
           </w:p>
         </w:tc>
